--- a/docs/test-cases/TestCase_Tuan2_NhanTin.docx
+++ b/docs/test-cases/TestCase_Tuan2_NhanTin.docx
@@ -104,21 +104,6 @@
           <w:rFonts w:hint="default"/>
           <w:lang w:val="vi-VN"/>
         </w:rPr>
-        <w:t>+ Giao diện nhắn tin chưa có chế độ chuyển sáng tối như trang chủ.</w:t>
-      </w:r>
-    </w:p>
-    <w:p>
-      <w:pPr>
-        <w:rPr>
-          <w:rFonts w:hint="default"/>
-          <w:lang w:val="vi-VN"/>
-        </w:rPr>
-      </w:pPr>
-      <w:r>
-        <w:rPr>
-          <w:rFonts w:hint="default"/>
-          <w:lang w:val="vi-VN"/>
-        </w:rPr>
         <w:t>- Yêu cầu khắc phục:</w:t>
       </w:r>
     </w:p>
@@ -176,22 +161,32 @@
         <w:t xml:space="preserve"> </w:t>
       </w:r>
       <w:r>
-        <w:t>+ Tối ưu code frontend của giao diện đăng nhập loại bỏ code thừa ghi chú...</w:t>
-      </w:r>
-    </w:p>
-    <w:p>
-      <w:pPr>
-        <w:rPr>
-          <w:rFonts w:hint="default"/>
-          <w:lang w:val="vi-VN"/>
-        </w:rPr>
-      </w:pPr>
-      <w:r>
-        <w:rPr>
-          <w:rFonts w:hint="default"/>
-          <w:lang w:val="vi-VN"/>
-        </w:rPr>
-        <w:t xml:space="preserve"> + Thêm nút điều chỉnh sáng tối ở giao diện nhắn tin để dễ dàng thao tác.</w:t>
+        <w:t xml:space="preserve">+ Tối ưu code frontend của giao diện </w:t>
+      </w:r>
+      <w:r>
+        <w:rPr>
+          <w:rFonts w:hint="default"/>
+          <w:lang w:val="vi-VN"/>
+        </w:rPr>
+        <w:t>nhắn tin</w:t>
+      </w:r>
+      <w:r>
+        <w:t xml:space="preserve"> loại bỏ code thừa ghi chú...</w:t>
+      </w:r>
+    </w:p>
+    <w:p>
+      <w:pPr>
+        <w:rPr>
+          <w:rFonts w:hint="default"/>
+          <w:lang w:val="vi-VN"/>
+        </w:rPr>
+      </w:pPr>
+      <w:r>
+        <w:rPr>
+          <w:rFonts w:hint="default"/>
+          <w:lang w:val="vi-VN"/>
+        </w:rPr>
+        <w:t xml:space="preserve"> + Tối ưu giao diện linh hoạt trên điện thoại.</w:t>
       </w:r>
     </w:p>
     <w:p>
@@ -236,10 +231,17 @@
           <w:rFonts w:hint="default"/>
           <w:lang w:val="vi-VN"/>
         </w:rPr>
-        <w:t>+ Có thể điều chỉnh chế đôj sáng tối ngay giao diện nhắn tin.</w:t>
+        <w:t>+ G</w:t>
       </w:r>
       <w:bookmarkStart w:id="0" w:name="_GoBack"/>
       <w:bookmarkEnd w:id="0"/>
+      <w:r>
+        <w:rPr>
+          <w:rFonts w:hint="default"/>
+          <w:lang w:val="vi-VN"/>
+        </w:rPr>
+        <w:t>iao diện trên điện thoại được tối ưu linh hoạt</w:t>
+      </w:r>
     </w:p>
     <w:sectPr>
       <w:pgSz w:w="11906" w:h="16838"/>
